--- a/mergefield_docs_templates/2026_2027_SEMESTR_1/Zalacznik_V_Oswiadczenie_szkoly.docx
+++ b/mergefield_docs_templates/2026_2027_SEMESTR_1/Zalacznik_V_Oswiadczenie_szkoly.docx
@@ -8244,48 +8244,8 @@
           <w:lang w:val="pl-PL" w:eastAsia="pl-PL"/>
         </w:rPr>
       </w:pPr>
-    </w:p>
-    <w:p>
-      <w:pPr>
-        <w:spacing w:after="0" w:line="240" w:lineRule="auto"/>
-        <w:ind w:left="-993"/>
-        <w:rPr>
-          <w:rFonts w:ascii="Arial" w:eastAsia="Times New Roman" w:hAnsi="Arial" w:cs="Arial"/>
-          <w:b/>
-          <w:color w:val="339966"/>
-          <w:sz w:val="18"/>
-          <w:szCs w:val="24"/>
-          <w:lang w:val="pl-PL" w:eastAsia="pl-PL"/>
-        </w:rPr>
-      </w:pPr>
-    </w:p>
-    <w:p>
-      <w:pPr>
-        <w:spacing w:after="0" w:line="240" w:lineRule="auto"/>
-        <w:ind w:left="-993"/>
-        <w:rPr>
-          <w:rFonts w:ascii="Arial" w:eastAsia="Times New Roman" w:hAnsi="Arial" w:cs="Arial"/>
-          <w:b/>
-          <w:color w:val="339966"/>
-          <w:sz w:val="18"/>
-          <w:szCs w:val="24"/>
-          <w:lang w:val="pl-PL" w:eastAsia="pl-PL"/>
-        </w:rPr>
-      </w:pPr>
-    </w:p>
-    <w:p>
-      <w:pPr>
-        <w:spacing w:after="0" w:line="240" w:lineRule="auto"/>
-        <w:ind w:left="-993"/>
-        <w:rPr>
-          <w:rFonts w:ascii="Arial" w:eastAsia="Times New Roman" w:hAnsi="Arial" w:cs="Arial"/>
-          <w:b/>
-          <w:color w:val="339966"/>
-          <w:sz w:val="18"/>
-          <w:szCs w:val="24"/>
-          <w:lang w:val="pl-PL" w:eastAsia="pl-PL"/>
-        </w:rPr>
-      </w:pPr>
+      <w:bookmarkStart w:id="2" w:name="_GoBack"/>
+      <w:bookmarkEnd w:id="2"/>
     </w:p>
     <w:p>
       <w:pPr>
@@ -8310,7 +8270,6 @@
           <w:szCs w:val="24"/>
           <w:lang w:val="pl-PL" w:eastAsia="pl-PL"/>
         </w:rPr>
-        <w:lastRenderedPageBreak/>
         <w:t xml:space="preserve">6. Szczegóły dotyczące dostaw mleka i przetworów mlecznych, tzw. </w:t>
       </w:r>
       <w:r>
@@ -8371,6 +8330,7 @@
                 <w:szCs w:val="24"/>
                 <w:lang w:val="pl-PL" w:eastAsia="pl-PL"/>
               </w:rPr>
+              <w:lastRenderedPageBreak/>
               <w:t>a) Liczba uprawnionych beneficjentów zgodnie z zawartą umową</w:t>
             </w:r>
             <w:r>
@@ -12328,8 +12288,8 @@
             </w:r>
           </w:p>
         </w:tc>
-        <w:bookmarkStart w:id="2" w:name="OLE_LINK25"/>
-        <w:bookmarkStart w:id="3" w:name="OLE_LINK26"/>
+        <w:bookmarkStart w:id="3" w:name="OLE_LINK25"/>
+        <w:bookmarkStart w:id="4" w:name="OLE_LINK26"/>
         <w:tc>
           <w:tcPr>
             <w:tcW w:w="4345" w:type="dxa"/>
@@ -12395,8 +12355,8 @@
               </w:rPr>
               <w:fldChar w:fldCharType="end"/>
             </w:r>
-            <w:bookmarkEnd w:id="2"/>
             <w:bookmarkEnd w:id="3"/>
+            <w:bookmarkEnd w:id="4"/>
           </w:p>
         </w:tc>
       </w:tr>
@@ -14913,8 +14873,6 @@
           <w:lang w:val="pl-PL"/>
         </w:rPr>
       </w:pPr>
-      <w:bookmarkStart w:id="4" w:name="_GoBack"/>
-      <w:bookmarkEnd w:id="4"/>
     </w:p>
     <w:sectPr>
       <w:headerReference w:type="default" r:id="rId7"/>
@@ -16225,6 +16183,17 @@
       <w:vertAlign w:val="superscript"/>
     </w:rPr>
   </w:style>
+  <w:style w:type="paragraph" w:styleId="Akapitzlist">
+    <w:name w:val="List Paragraph"/>
+    <w:basedOn w:val="Normalny"/>
+    <w:uiPriority w:val="34"/>
+    <w:qFormat/>
+    <w:rsid w:val="00815279"/>
+    <w:pPr>
+      <w:ind w:left="720"/>
+      <w:contextualSpacing/>
+    </w:pPr>
+  </w:style>
 </w:styles>
 </file>
 
